--- a/static/media/1.qd_giam_sat_ktr_HT.docx
+++ b/static/media/1.qd_giam_sat_ktr_HT.docx
@@ -1110,7 +1110,7 @@
           <w:szCs w:val="28"/>
           <w:lang w:val="nl-NL"/>
         </w:rPr>
-        <w:t xml:space="preserve"> về việc kiểm tra chấp hành pháp luật thuế tại</w:t>
+        <w:t xml:space="preserve"> về việc kiểm tra thuế tại</w:t>
       </w:r>
       <w:r>
         <w:rPr>

--- a/static/media/1.qd_giam_sat_ktr_HT.docx
+++ b/static/media/1.qd_giam_sat_ktr_HT.docx
@@ -985,25 +985,6 @@
           <w:sz w:val="28"/>
           <w:szCs w:val="28"/>
         </w:rPr>
-        <w:t>Căn cứ &lt;qd_tkt_cct&gt; của Cục Thuế tỉnh Quảng Trị về việc giao chỉ tiêu nhiệm vụ thanh tra thuế và kiểm tra thuế tại trụ sở người nộp thuế năm &lt;nam_kh_tkt&gt;;</w:t>
-      </w:r>
-    </w:p>
-    <w:p>
-      <w:pPr>
-        <w:ind w:right="-285" w:firstLine="426"/>
-        <w:jc w:val="both"/>
-        <w:rPr>
-          <w:i/>
-          <w:sz w:val="28"/>
-          <w:szCs w:val="28"/>
-        </w:rPr>
-      </w:pPr>
-      <w:r>
-        <w:rPr>
-          <w:i/>
-          <w:sz w:val="28"/>
-          <w:szCs w:val="28"/>
-        </w:rPr>
         <w:t>Căn cứ &lt;tham_quyen_ky&gt; của Chi cục Thuế khu vực XI về việc giao cho Phó Chi cục trưởng Chi cục Thuế được ký thay một số văn bản thuộc thẩm quyền của Chi cục trưởng Chi cục Thuế;</w:t>
       </w:r>
     </w:p>
@@ -2133,7 +2114,6 @@
           <w:szCs w:val="22"/>
           <w:lang w:val="nl-NL"/>
         </w:rPr>
-        <w:lastRenderedPageBreak/>
         <w:t>- Như Điều 4</w:t>
       </w:r>
       <w:r>

--- a/static/media/1.qd_giam_sat_ktr_HT.docx
+++ b/static/media/1.qd_giam_sat_ktr_HT.docx
@@ -5,10 +5,10 @@
     <w:p>
       <w:pPr>
         <w:tabs>
-          <w:tab w:val="center" w:pos="1134"/>
+          <w:tab w:val="center" w:pos="1560"/>
           <w:tab w:val="center" w:pos="7020"/>
         </w:tabs>
-        <w:ind w:left="-567" w:right="-285"/>
+        <w:ind w:right="-285"/>
         <w:jc w:val="both"/>
         <w:rPr>
           <w:b/>
@@ -27,11 +27,18 @@
       </w:r>
       <w:r>
         <w:rPr>
+          <w:lang w:val="nl-NL"/>
+        </w:rPr>
+        <w:t>CỤC THUẾ</w:t>
+      </w:r>
+      <w:r>
+        <w:rPr>
+          <w:b/>
           <w:sz w:val="24"/>
           <w:szCs w:val="24"/>
           <w:lang w:val="nl-NL"/>
         </w:rPr>
-        <w:t>CỤC THUẾ</w:t>
+        <w:t xml:space="preserve"> </w:t>
       </w:r>
       <w:r>
         <w:rPr>
@@ -40,43 +47,35 @@
           <w:szCs w:val="24"/>
           <w:lang w:val="nl-NL"/>
         </w:rPr>
-        <w:t xml:space="preserve"> </w:t>
-      </w:r>
-      <w:r>
+        <w:tab/>
+      </w:r>
+      <w:r>
+        <w:rPr>
+          <w:b/>
+          <w:lang w:val="nl-NL"/>
+        </w:rPr>
+        <w:t>C</w:t>
+      </w:r>
+      <w:r>
+        <w:rPr>
+          <w:b/>
+          <w:lang w:val="nl-NL"/>
+        </w:rPr>
+        <w:t>ỘNG HÒA XÃ HỘI CHỦ NGHĨA VIỆT NAM</w:t>
+      </w:r>
+    </w:p>
+    <w:p>
+      <w:pPr>
+        <w:tabs>
+          <w:tab w:val="center" w:pos="1560"/>
+          <w:tab w:val="center" w:pos="7020"/>
+        </w:tabs>
+        <w:ind w:right="-285"/>
+        <w:jc w:val="both"/>
         <w:rPr>
           <w:b/>
           <w:sz w:val="24"/>
           <w:szCs w:val="24"/>
-          <w:lang w:val="nl-NL"/>
-        </w:rPr>
-        <w:tab/>
-      </w:r>
-      <w:r>
-        <w:rPr>
-          <w:b/>
-          <w:lang w:val="nl-NL"/>
-        </w:rPr>
-        <w:t>C</w:t>
-      </w:r>
-      <w:r>
-        <w:rPr>
-          <w:b/>
-          <w:lang w:val="nl-NL"/>
-        </w:rPr>
-        <w:t>ỘNG HÒA XÃ HỘI CHỦ NGHĨA VIỆT NAM</w:t>
-      </w:r>
-    </w:p>
-    <w:p>
-      <w:pPr>
-        <w:tabs>
-          <w:tab w:val="center" w:pos="1134"/>
-          <w:tab w:val="center" w:pos="6663"/>
-        </w:tabs>
-        <w:ind w:left="-567" w:right="-285"/>
-        <w:jc w:val="both"/>
-        <w:rPr>
-          <w:b/>
-          <w:sz w:val="22"/>
           <w:lang w:val="nl-NL"/>
         </w:rPr>
       </w:pPr>
@@ -88,7 +87,81 @@
         <mc:AlternateContent>
           <mc:Choice Requires="wps">
             <w:drawing>
-              <wp:anchor distT="0" distB="0" distL="114300" distR="114300" simplePos="0" relativeHeight="251658240" behindDoc="0" locked="0" layoutInCell="1" allowOverlap="1" wp14:anchorId="12824D60" wp14:editId="5E414412">
+              <wp:anchor distT="0" distB="0" distL="114300" distR="114300" simplePos="0" relativeHeight="251656192" behindDoc="0" locked="0" layoutInCell="1" allowOverlap="1" wp14:anchorId="5E76E6D4" wp14:editId="37A06967">
+                <wp:simplePos x="0" y="0"/>
+                <wp:positionH relativeFrom="column">
+                  <wp:posOffset>579281</wp:posOffset>
+                </wp:positionH>
+                <wp:positionV relativeFrom="paragraph">
+                  <wp:posOffset>205740</wp:posOffset>
+                </wp:positionV>
+                <wp:extent cx="800100" cy="0"/>
+                <wp:effectExtent l="0" t="0" r="0" b="0"/>
+                <wp:wrapNone/>
+                <wp:docPr id="4" name="Line 12"/>
+                <wp:cNvGraphicFramePr>
+                  <a:graphicFrameLocks xmlns:a="http://schemas.openxmlformats.org/drawingml/2006/main"/>
+                </wp:cNvGraphicFramePr>
+                <a:graphic xmlns:a="http://schemas.openxmlformats.org/drawingml/2006/main">
+                  <a:graphicData uri="http://schemas.microsoft.com/office/word/2010/wordprocessingShape">
+                    <wps:wsp>
+                      <wps:cNvCnPr>
+                        <a:cxnSpLocks noChangeShapeType="1"/>
+                      </wps:cNvCnPr>
+                      <wps:spPr bwMode="auto">
+                        <a:xfrm>
+                          <a:off x="0" y="0"/>
+                          <a:ext cx="800100" cy="0"/>
+                        </a:xfrm>
+                        <a:prstGeom prst="line">
+                          <a:avLst/>
+                        </a:prstGeom>
+                        <a:noFill/>
+                        <a:ln w="9525">
+                          <a:solidFill>
+                            <a:srgbClr val="000000"/>
+                          </a:solidFill>
+                          <a:round/>
+                          <a:headEnd/>
+                          <a:tailEnd/>
+                        </a:ln>
+                        <a:extLst>
+                          <a:ext uri="{909E8E84-426E-40DD-AFC4-6F175D3DCCD1}">
+                            <a14:hiddenFill xmlns:a14="http://schemas.microsoft.com/office/drawing/2010/main">
+                              <a:noFill/>
+                            </a14:hiddenFill>
+                          </a:ext>
+                        </a:extLst>
+                      </wps:spPr>
+                      <wps:bodyPr/>
+                    </wps:wsp>
+                  </a:graphicData>
+                </a:graphic>
+                <wp14:sizeRelH relativeFrom="page">
+                  <wp14:pctWidth>0</wp14:pctWidth>
+                </wp14:sizeRelH>
+                <wp14:sizeRelV relativeFrom="page">
+                  <wp14:pctHeight>0</wp14:pctHeight>
+                </wp14:sizeRelV>
+              </wp:anchor>
+            </w:drawing>
+          </mc:Choice>
+          <mc:Fallback>
+            <w:pict>
+              <v:line w14:anchorId="048F666F" id="Line 12" o:spid="_x0000_s1026" style="position:absolute;z-index:251656192;visibility:visible;mso-wrap-style:square;mso-width-percent:0;mso-height-percent:0;mso-wrap-distance-left:9pt;mso-wrap-distance-top:0;mso-wrap-distance-right:9pt;mso-wrap-distance-bottom:0;mso-position-horizontal:absolute;mso-position-horizontal-relative:text;mso-position-vertical:absolute;mso-position-vertical-relative:text;mso-width-percent:0;mso-height-percent:0;mso-width-relative:page;mso-height-relative:page" from="45.6pt,16.2pt" to="108.6pt,16.2pt" o:gfxdata="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"/>
+            </w:pict>
+          </mc:Fallback>
+        </mc:AlternateContent>
+      </w:r>
+      <w:r>
+        <w:rPr>
+          <w:noProof/>
+          <w:sz w:val="12"/>
+        </w:rPr>
+        <mc:AlternateContent>
+          <mc:Choice Requires="wps">
+            <w:drawing>
+              <wp:anchor distT="0" distB="0" distL="114300" distR="114300" simplePos="0" relativeHeight="251658240" behindDoc="0" locked="0" layoutInCell="1" allowOverlap="1" wp14:anchorId="12824D60" wp14:editId="77FB091C">
                 <wp:simplePos x="0" y="0"/>
                 <wp:positionH relativeFrom="column">
                   <wp:posOffset>3175000</wp:posOffset>
@@ -149,88 +222,16 @@
           </mc:Choice>
           <mc:Fallback>
             <w:pict>
-              <v:line w14:anchorId="47C1A6F6" id="Line 14" o:spid="_x0000_s1026" style="position:absolute;z-index:251658240;visibility:visible;mso-wrap-style:square;mso-width-percent:0;mso-height-percent:0;mso-wrap-distance-left:9pt;mso-wrap-distance-top:0;mso-wrap-distance-right:9pt;mso-wrap-distance-bottom:0;mso-position-horizontal:absolute;mso-position-horizontal-relative:text;mso-position-vertical:absolute;mso-position-vertical-relative:text;mso-width-percent:0;mso-height-percent:0;mso-width-relative:page;mso-height-relative:page" from="250pt,16.4pt" to="412pt,16.4pt" o:gfxdata="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"/>
+              <v:line w14:anchorId="04573F76" id="Line 14" o:spid="_x0000_s1026" style="position:absolute;z-index:251658240;visibility:visible;mso-wrap-style:square;mso-width-percent:0;mso-height-percent:0;mso-wrap-distance-left:9pt;mso-wrap-distance-top:0;mso-wrap-distance-right:9pt;mso-wrap-distance-bottom:0;mso-position-horizontal:absolute;mso-position-horizontal-relative:text;mso-position-vertical:absolute;mso-position-vertical-relative:text;mso-width-percent:0;mso-height-percent:0;mso-width-relative:page;mso-height-relative:page" from="250pt,16.4pt" to="412pt,16.4pt" o:gfxdata="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"/>
             </w:pict>
           </mc:Fallback>
         </mc:AlternateContent>
       </w:r>
       <w:r>
         <w:rPr>
-          <w:noProof/>
-          <w:sz w:val="12"/>
-        </w:rPr>
-        <mc:AlternateContent>
-          <mc:Choice Requires="wps">
-            <w:drawing>
-              <wp:anchor distT="0" distB="0" distL="114300" distR="114300" simplePos="0" relativeHeight="251656192" behindDoc="0" locked="0" layoutInCell="1" allowOverlap="1" wp14:anchorId="5E76E6D4" wp14:editId="7191FF20">
-                <wp:simplePos x="0" y="0"/>
-                <wp:positionH relativeFrom="column">
-                  <wp:posOffset>252095</wp:posOffset>
-                </wp:positionH>
-                <wp:positionV relativeFrom="paragraph">
-                  <wp:posOffset>205740</wp:posOffset>
-                </wp:positionV>
-                <wp:extent cx="800100" cy="0"/>
-                <wp:effectExtent l="0" t="0" r="19050" b="19050"/>
-                <wp:wrapNone/>
-                <wp:docPr id="4" name="Line 12"/>
-                <wp:cNvGraphicFramePr>
-                  <a:graphicFrameLocks xmlns:a="http://schemas.openxmlformats.org/drawingml/2006/main"/>
-                </wp:cNvGraphicFramePr>
-                <a:graphic xmlns:a="http://schemas.openxmlformats.org/drawingml/2006/main">
-                  <a:graphicData uri="http://schemas.microsoft.com/office/word/2010/wordprocessingShape">
-                    <wps:wsp>
-                      <wps:cNvCnPr>
-                        <a:cxnSpLocks noChangeShapeType="1"/>
-                      </wps:cNvCnPr>
-                      <wps:spPr bwMode="auto">
-                        <a:xfrm>
-                          <a:off x="0" y="0"/>
-                          <a:ext cx="800100" cy="0"/>
-                        </a:xfrm>
-                        <a:prstGeom prst="line">
-                          <a:avLst/>
-                        </a:prstGeom>
-                        <a:noFill/>
-                        <a:ln w="9525">
-                          <a:solidFill>
-                            <a:srgbClr val="000000"/>
-                          </a:solidFill>
-                          <a:round/>
-                          <a:headEnd/>
-                          <a:tailEnd/>
-                        </a:ln>
-                        <a:extLst>
-                          <a:ext uri="{909E8E84-426E-40DD-AFC4-6F175D3DCCD1}">
-                            <a14:hiddenFill xmlns:a14="http://schemas.microsoft.com/office/drawing/2010/main">
-                              <a:noFill/>
-                            </a14:hiddenFill>
-                          </a:ext>
-                        </a:extLst>
-                      </wps:spPr>
-                      <wps:bodyPr/>
-                    </wps:wsp>
-                  </a:graphicData>
-                </a:graphic>
-                <wp14:sizeRelH relativeFrom="page">
-                  <wp14:pctWidth>0</wp14:pctWidth>
-                </wp14:sizeRelH>
-                <wp14:sizeRelV relativeFrom="page">
-                  <wp14:pctHeight>0</wp14:pctHeight>
-                </wp14:sizeRelV>
-              </wp:anchor>
-            </w:drawing>
-          </mc:Choice>
-          <mc:Fallback>
-            <w:pict>
-              <v:line w14:anchorId="536F73AC" id="Line 12" o:spid="_x0000_s1026" style="position:absolute;z-index:251656192;visibility:visible;mso-wrap-style:square;mso-width-percent:0;mso-height-percent:0;mso-wrap-distance-left:9pt;mso-wrap-distance-top:0;mso-wrap-distance-right:9pt;mso-wrap-distance-bottom:0;mso-position-horizontal:absolute;mso-position-horizontal-relative:text;mso-position-vertical:absolute;mso-position-vertical-relative:text;mso-width-percent:0;mso-height-percent:0;mso-width-relative:page;mso-height-relative:page" from="19.85pt,16.2pt" to="82.85pt,16.2pt" o:gfxdata="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"/>
-            </w:pict>
-          </mc:Fallback>
-        </mc:AlternateContent>
-      </w:r>
-      <w:r>
-        <w:rPr>
-          <w:b/>
+          <w:b/>
+          <w:sz w:val="24"/>
+          <w:szCs w:val="24"/>
           <w:lang w:val="nl-NL"/>
         </w:rPr>
         <w:tab/>
@@ -240,28 +241,7 @@
           <w:b/>
           <w:lang w:val="nl-NL"/>
         </w:rPr>
-        <w:t xml:space="preserve">CHI </w:t>
-      </w:r>
-      <w:r>
-        <w:rPr>
-          <w:b/>
-          <w:lang w:val="nl-NL"/>
-        </w:rPr>
-        <w:t>CỤC THUẾ</w:t>
-      </w:r>
-      <w:r>
-        <w:rPr>
-          <w:b/>
-          <w:lang w:val="nl-NL"/>
-        </w:rPr>
-        <w:t xml:space="preserve"> </w:t>
-      </w:r>
-      <w:r>
-        <w:rPr>
-          <w:b/>
-          <w:lang w:val="nl-NL"/>
-        </w:rPr>
-        <w:t>KHU VỰC XI</w:t>
+        <w:t>THUẾ TỈNH QUẢNG TRỊ</w:t>
       </w:r>
       <w:r>
         <w:rPr>
@@ -378,7 +358,6 @@
           <w:tab w:val="center" w:pos="7088"/>
         </w:tabs>
         <w:spacing w:before="120"/>
-        <w:ind w:left="-567"/>
         <w:jc w:val="both"/>
         <w:rPr>
           <w:b/>
@@ -425,7 +404,7 @@
           <w:szCs w:val="28"/>
           <w:lang w:val="nl-NL"/>
         </w:rPr>
-        <w:t>CCTKV.XI</w:t>
+        <w:t>QTR</w:t>
       </w:r>
       <w:r>
         <w:rPr>
@@ -729,34 +708,16 @@
           <w:szCs w:val="28"/>
           <w:lang w:val="nl-NL"/>
         </w:rPr>
-        <w:t xml:space="preserve">CHI </w:t>
-      </w:r>
-      <w:r>
-        <w:rPr>
-          <w:b/>
-          <w:sz w:val="28"/>
-          <w:szCs w:val="28"/>
-          <w:lang w:val="nl-NL"/>
-        </w:rPr>
-        <w:t xml:space="preserve">CỤC TRƯỞNG </w:t>
-      </w:r>
-      <w:r>
-        <w:rPr>
-          <w:b/>
-          <w:sz w:val="28"/>
-          <w:szCs w:val="28"/>
-          <w:lang w:val="nl-NL"/>
-        </w:rPr>
-        <w:t xml:space="preserve">CHI </w:t>
-      </w:r>
-      <w:r>
-        <w:rPr>
-          <w:b/>
-          <w:sz w:val="28"/>
-          <w:szCs w:val="28"/>
-          <w:lang w:val="nl-NL"/>
-        </w:rPr>
-        <w:t>CỤC THUẾ</w:t>
+        <w:t>TRƯỞNG THUẾ</w:t>
+      </w:r>
+      <w:r>
+        <w:rPr>
+          <w:b/>
+          <w:sz w:val="28"/>
+          <w:szCs w:val="28"/>
+          <w:lang w:val="nl-NL"/>
+        </w:rPr>
+        <w:t xml:space="preserve"> QUẢNG TRỊ</w:t>
       </w:r>
     </w:p>
     <w:p>
@@ -858,48 +819,76 @@
     </w:p>
     <w:p>
       <w:pPr>
+        <w:spacing w:after="120"/>
+        <w:ind w:firstLine="567"/>
+        <w:jc w:val="both"/>
+        <w:rPr>
+          <w:i/>
+          <w:sz w:val="28"/>
+          <w:szCs w:val="28"/>
+          <w:lang w:val="nl-NL"/>
+        </w:rPr>
+      </w:pPr>
+      <w:r>
+        <w:rPr>
+          <w:i/>
+          <w:sz w:val="28"/>
+          <w:szCs w:val="28"/>
+          <w:lang w:val="nl-NL"/>
+        </w:rPr>
+        <w:t xml:space="preserve">Căn cứ Quyết định số 1614/QĐ-TCT ngày 13/10/2020 của Tổng cục Thuế về việc ban hành quy chế giám sát hoạt động của </w:t>
+      </w:r>
+      <w:r>
+        <w:rPr>
+          <w:i/>
+          <w:sz w:val="28"/>
+          <w:szCs w:val="28"/>
+          <w:lang w:val="nl-NL"/>
+        </w:rPr>
+        <w:t>Đ</w:t>
+      </w:r>
+      <w:r>
+        <w:rPr>
+          <w:i/>
+          <w:sz w:val="28"/>
+          <w:szCs w:val="28"/>
+          <w:lang w:val="nl-NL"/>
+        </w:rPr>
+        <w:t>oàn thanh tra, kiểm tra thuế</w:t>
+      </w:r>
+      <w:r>
+        <w:rPr>
+          <w:i/>
+          <w:sz w:val="28"/>
+          <w:szCs w:val="28"/>
+          <w:lang w:val="nl-NL"/>
+        </w:rPr>
+        <w:t>;</w:t>
+      </w:r>
+    </w:p>
+    <w:p>
+      <w:pPr>
         <w:ind w:right="-285" w:firstLine="426"/>
         <w:jc w:val="both"/>
         <w:rPr>
           <w:i/>
           <w:sz w:val="28"/>
           <w:szCs w:val="28"/>
-          <w:lang w:val="nl-NL"/>
-        </w:rPr>
-      </w:pPr>
-      <w:r>
-        <w:rPr>
-          <w:i/>
-          <w:sz w:val="28"/>
-          <w:szCs w:val="28"/>
-          <w:lang w:val="nl-NL"/>
-        </w:rPr>
-        <w:t xml:space="preserve">Căn cứ Quyết định số 1614/QĐ-TCT ngày 13/10/2020 của Tổng cục Thuế về việc ban hành quy chế giám sát hoạt động của </w:t>
-      </w:r>
-      <w:r>
-        <w:rPr>
-          <w:i/>
-          <w:sz w:val="28"/>
-          <w:szCs w:val="28"/>
-          <w:lang w:val="nl-NL"/>
-        </w:rPr>
-        <w:t>Đ</w:t>
-      </w:r>
-      <w:r>
-        <w:rPr>
-          <w:i/>
-          <w:sz w:val="28"/>
-          <w:szCs w:val="28"/>
-          <w:lang w:val="nl-NL"/>
-        </w:rPr>
-        <w:t>oàn thanh tra, kiểm tra thuế</w:t>
-      </w:r>
-      <w:r>
-        <w:rPr>
-          <w:i/>
-          <w:sz w:val="28"/>
-          <w:szCs w:val="28"/>
-          <w:lang w:val="nl-NL"/>
+        </w:rPr>
+      </w:pPr>
+      <w:r>
+        <w:rPr>
+          <w:i/>
+          <w:sz w:val="28"/>
+          <w:szCs w:val="28"/>
+        </w:rPr>
+        <w:t>Căn cứ Quyết định số 1376/QĐ-CT ngày 30/6/2025 của Cục trưởng Cục Thuế về việc ban hành quy định chức năng, nhiệm vụ, quyền hạn và cơ cấu tổ chức của Thuế tỉnh, thành phố thuộc Cục Thuế</w:t>
+      </w:r>
+      <w:r>
+        <w:rPr>
+          <w:i/>
+          <w:sz w:val="28"/>
+          <w:szCs w:val="28"/>
         </w:rPr>
         <w:t>;</w:t>
       </w:r>
@@ -920,7 +909,15 @@
           <w:sz w:val="28"/>
           <w:szCs w:val="28"/>
         </w:rPr>
-        <w:t>Căn cứ Quyết định số 904/QĐ-BTC ngày 03/03/2025 của Bộ Tài chính quy định chức năng, nhiệm vụ, quyền hạn và cơ cấu tổ chức của Chi cục Thuế khu vực thuộc Cục Thuế</w:t>
+        <w:t xml:space="preserve">Căn cứ &lt;tham_quyen_ky&gt; </w:t>
+      </w:r>
+      <w:r>
+        <w:rPr>
+          <w:i/>
+          <w:sz w:val="28"/>
+          <w:szCs w:val="28"/>
+        </w:rPr>
+        <w:t>của Thuế tỉnh Quảng Trị về việc phân công lĩnh vực phụ trách và ủy quyền ký văn bản của các đồng chí Lãnh đạo Thuế tỉnh</w:t>
       </w:r>
       <w:r>
         <w:rPr>
@@ -939,15 +936,111 @@
           <w:i/>
           <w:sz w:val="28"/>
           <w:szCs w:val="28"/>
-        </w:rPr>
-      </w:pPr>
-      <w:r>
-        <w:rPr>
-          <w:i/>
-          <w:sz w:val="28"/>
-          <w:szCs w:val="28"/>
-        </w:rPr>
-        <w:t>Căn cứ Quyết định số 02/QĐ-CT ngày 03/3/2025 của Cục trưởng Cục Thuế về việc ban hành quy định chức năng, nhiệm vụ, quyền hạn của Văn phòng, các Phòng thuộc Chi cục Thuế khu vực;</w:t>
+          <w:lang w:val="nl-NL"/>
+        </w:rPr>
+      </w:pPr>
+      <w:r>
+        <w:rPr>
+          <w:i/>
+          <w:sz w:val="28"/>
+          <w:szCs w:val="28"/>
+        </w:rPr>
+        <w:t>Căn cứ Quyết định số</w:t>
+      </w:r>
+      <w:r>
+        <w:rPr>
+          <w:i/>
+          <w:sz w:val="28"/>
+          <w:szCs w:val="28"/>
+        </w:rPr>
+        <w:t xml:space="preserve">         </w:t>
+      </w:r>
+      <w:r>
+        <w:rPr>
+          <w:i/>
+          <w:sz w:val="28"/>
+          <w:szCs w:val="28"/>
+        </w:rPr>
+        <w:t>/QĐ-</w:t>
+      </w:r>
+      <w:r>
+        <w:rPr>
+          <w:i/>
+          <w:sz w:val="28"/>
+          <w:szCs w:val="28"/>
+        </w:rPr>
+        <w:t>QTR</w:t>
+      </w:r>
+      <w:r>
+        <w:rPr>
+          <w:i/>
+          <w:sz w:val="28"/>
+          <w:szCs w:val="28"/>
+        </w:rPr>
+        <w:t xml:space="preserve"> </w:t>
+      </w:r>
+      <w:r>
+        <w:rPr>
+          <w:i/>
+          <w:sz w:val="28"/>
+          <w:szCs w:val="28"/>
+          <w:lang w:val="nl-NL"/>
+        </w:rPr>
+        <w:t>&lt;ngay_thang&gt;</w:t>
+      </w:r>
+      <w:r>
+        <w:rPr>
+          <w:i/>
+          <w:sz w:val="28"/>
+          <w:szCs w:val="28"/>
+          <w:lang w:val="nl-NL"/>
+        </w:rPr>
+        <w:t xml:space="preserve"> của </w:t>
+      </w:r>
+      <w:r>
+        <w:rPr>
+          <w:i/>
+          <w:sz w:val="28"/>
+          <w:szCs w:val="28"/>
+          <w:lang w:val="nl-NL"/>
+        </w:rPr>
+        <w:t>Thuế tỉnh Quảng Trị</w:t>
+      </w:r>
+      <w:r>
+        <w:rPr>
+          <w:i/>
+          <w:sz w:val="28"/>
+          <w:szCs w:val="28"/>
+          <w:lang w:val="nl-NL"/>
+        </w:rPr>
+        <w:t xml:space="preserve"> về việc kiểm tra thuế tại</w:t>
+      </w:r>
+      <w:r>
+        <w:rPr>
+          <w:i/>
+          <w:sz w:val="28"/>
+          <w:szCs w:val="28"/>
+          <w:lang w:val="nl-NL"/>
+        </w:rPr>
+        <w:t xml:space="preserve"> </w:t>
+      </w:r>
+      <w:r>
+        <w:rPr>
+          <w:i/>
+          <w:sz w:val="28"/>
+          <w:szCs w:val="28"/>
+          <w:lang w:val="nl-NL"/>
+        </w:rPr>
+        <w:t>&lt;ten_dv&gt;</w:t>
+      </w:r>
+      <w:r>
+        <w:rPr>
+          <w:i/>
+          <w:sz w:val="28"/>
+          <w:szCs w:val="28"/>
+          <w:lang w:val="nl-NL"/>
+        </w:rPr>
+        <w:t>;</w:t>
       </w:r>
     </w:p>
     <w:p>
@@ -958,84 +1051,51 @@
           <w:i/>
           <w:sz w:val="28"/>
           <w:szCs w:val="28"/>
-        </w:rPr>
-      </w:pPr>
-      <w:r>
-        <w:rPr>
-          <w:i/>
-          <w:sz w:val="28"/>
-          <w:szCs w:val="28"/>
-        </w:rPr>
-        <w:t>Căn cứ &lt;qd_tkt_tct&gt; của Tổng cục Thuế về việc giao chỉ tiêu nhiệm vụ thanh tra thuế và kiểm tra thuế tại trụ sở người nộp thuế năm &lt;nam_kh_tkt&gt;;</w:t>
-      </w:r>
-    </w:p>
-    <w:p>
-      <w:pPr>
-        <w:ind w:right="-285" w:firstLine="426"/>
-        <w:jc w:val="both"/>
-        <w:rPr>
-          <w:i/>
-          <w:sz w:val="28"/>
-          <w:szCs w:val="28"/>
-        </w:rPr>
-      </w:pPr>
-      <w:r>
-        <w:rPr>
-          <w:i/>
-          <w:sz w:val="28"/>
-          <w:szCs w:val="28"/>
-        </w:rPr>
-        <w:t>Căn cứ &lt;tham_quyen_ky&gt; của Chi cục Thuế khu vực XI về việc giao cho Phó Chi cục trưởng Chi cục Thuế được ký thay một số văn bản thuộc thẩm quyền của Chi cục trưởng Chi cục Thuế;</w:t>
-      </w:r>
-    </w:p>
-    <w:p>
-      <w:pPr>
-        <w:ind w:right="-285" w:firstLine="426"/>
-        <w:jc w:val="both"/>
-        <w:rPr>
-          <w:i/>
-          <w:sz w:val="28"/>
-          <w:szCs w:val="28"/>
-          <w:lang w:val="nl-NL"/>
-        </w:rPr>
-      </w:pPr>
-      <w:r>
-        <w:rPr>
-          <w:i/>
-          <w:sz w:val="28"/>
-          <w:szCs w:val="28"/>
-        </w:rPr>
-        <w:t>Căn cứ Quyết định số</w:t>
-      </w:r>
-      <w:r>
-        <w:rPr>
-          <w:i/>
-          <w:sz w:val="28"/>
-          <w:szCs w:val="28"/>
-        </w:rPr>
-        <w:t xml:space="preserve">         </w:t>
-      </w:r>
-      <w:r>
-        <w:rPr>
-          <w:i/>
-          <w:sz w:val="28"/>
-          <w:szCs w:val="28"/>
-        </w:rPr>
-        <w:t>/QĐ-C</w:t>
-      </w:r>
-      <w:r>
-        <w:rPr>
-          <w:i/>
-          <w:sz w:val="28"/>
-          <w:szCs w:val="28"/>
-        </w:rPr>
-        <w:t>CTKV.XI</w:t>
-      </w:r>
-      <w:r>
-        <w:rPr>
-          <w:i/>
-          <w:sz w:val="28"/>
-          <w:szCs w:val="28"/>
+          <w:lang w:val="nl-NL"/>
+        </w:rPr>
+      </w:pPr>
+      <w:r>
+        <w:rPr>
+          <w:i/>
+          <w:sz w:val="28"/>
+          <w:szCs w:val="28"/>
+          <w:lang w:val="nl-NL"/>
+        </w:rPr>
+        <w:t>Theo</w:t>
+      </w:r>
+      <w:r>
+        <w:rPr>
+          <w:i/>
+          <w:sz w:val="28"/>
+          <w:szCs w:val="28"/>
+          <w:lang w:val="nl-NL"/>
+        </w:rPr>
+        <w:t xml:space="preserve"> đề nghị của </w:t>
+      </w:r>
+      <w:r>
+        <w:rPr>
+          <w:i/>
+          <w:sz w:val="28"/>
+          <w:szCs w:val="28"/>
+          <w:lang w:val="nl-NL"/>
+        </w:rPr>
+        <w:t>&lt;ld_phong&gt;</w:t>
+      </w:r>
+      <w:r>
+        <w:rPr>
+          <w:i/>
+          <w:sz w:val="28"/>
+          <w:szCs w:val="28"/>
+          <w:lang w:val="nl-NL"/>
+        </w:rPr>
+        <w:t xml:space="preserve"> Phòng</w:t>
+      </w:r>
+      <w:r>
+        <w:rPr>
+          <w:i/>
+          <w:sz w:val="28"/>
+          <w:szCs w:val="28"/>
+          <w:lang w:val="nl-NL"/>
         </w:rPr>
         <w:t xml:space="preserve"> </w:t>
       </w:r>
@@ -1046,163 +1106,7 @@
           <w:szCs w:val="28"/>
           <w:lang w:val="nl-NL"/>
         </w:rPr>
-        <w:t>&lt;ngay_thang&gt;</w:t>
-      </w:r>
-      <w:r>
-        <w:rPr>
-          <w:i/>
-          <w:sz w:val="28"/>
-          <w:szCs w:val="28"/>
-          <w:lang w:val="nl-NL"/>
-        </w:rPr>
-        <w:t xml:space="preserve"> của C</w:t>
-      </w:r>
-      <w:r>
-        <w:rPr>
-          <w:i/>
-          <w:sz w:val="28"/>
-          <w:szCs w:val="28"/>
-          <w:lang w:val="nl-NL"/>
-        </w:rPr>
-        <w:t>hi c</w:t>
-      </w:r>
-      <w:r>
-        <w:rPr>
-          <w:i/>
-          <w:sz w:val="28"/>
-          <w:szCs w:val="28"/>
-          <w:lang w:val="nl-NL"/>
-        </w:rPr>
-        <w:t xml:space="preserve">ục Thuế </w:t>
-      </w:r>
-      <w:r>
-        <w:rPr>
-          <w:i/>
-          <w:sz w:val="28"/>
-          <w:szCs w:val="28"/>
-          <w:lang w:val="nl-NL"/>
-        </w:rPr>
-        <w:t>khu vực XI</w:t>
-      </w:r>
-      <w:r>
-        <w:rPr>
-          <w:i/>
-          <w:sz w:val="28"/>
-          <w:szCs w:val="28"/>
-          <w:lang w:val="nl-NL"/>
-        </w:rPr>
-        <w:t xml:space="preserve"> về việc kiểm tra thuế tại</w:t>
-      </w:r>
-      <w:r>
-        <w:rPr>
-          <w:i/>
-          <w:sz w:val="28"/>
-          <w:szCs w:val="28"/>
-          <w:lang w:val="nl-NL"/>
-        </w:rPr>
-        <w:t xml:space="preserve"> </w:t>
-      </w:r>
-      <w:r>
-        <w:rPr>
-          <w:i/>
-          <w:sz w:val="28"/>
-          <w:szCs w:val="28"/>
-          <w:lang w:val="nl-NL"/>
-        </w:rPr>
-        <w:t>&lt;ten_dv&gt;</w:t>
-      </w:r>
-      <w:r>
-        <w:rPr>
-          <w:i/>
-          <w:sz w:val="28"/>
-          <w:szCs w:val="28"/>
-          <w:lang w:val="nl-NL"/>
-        </w:rPr>
-        <w:t>;</w:t>
-      </w:r>
-    </w:p>
-    <w:p>
-      <w:pPr>
-        <w:ind w:right="-285" w:firstLine="426"/>
-        <w:jc w:val="both"/>
-        <w:rPr>
-          <w:i/>
-          <w:sz w:val="28"/>
-          <w:szCs w:val="28"/>
-          <w:lang w:val="nl-NL"/>
-        </w:rPr>
-      </w:pPr>
-      <w:r>
-        <w:rPr>
-          <w:i/>
-          <w:sz w:val="28"/>
-          <w:szCs w:val="28"/>
-          <w:lang w:val="nl-NL"/>
-        </w:rPr>
-        <w:t>Theo</w:t>
-      </w:r>
-      <w:r>
-        <w:rPr>
-          <w:i/>
-          <w:sz w:val="28"/>
-          <w:szCs w:val="28"/>
-          <w:lang w:val="nl-NL"/>
-        </w:rPr>
-        <w:t xml:space="preserve"> đề nghị của </w:t>
-      </w:r>
-      <w:r>
-        <w:rPr>
-          <w:i/>
-          <w:sz w:val="28"/>
-          <w:szCs w:val="28"/>
-          <w:lang w:val="nl-NL"/>
-        </w:rPr>
-        <w:t xml:space="preserve">&lt;ld_phong&gt; </w:t>
-      </w:r>
-      <w:r>
-        <w:rPr>
-          <w:i/>
-          <w:sz w:val="28"/>
-          <w:szCs w:val="28"/>
-          <w:lang w:val="nl-NL"/>
-        </w:rPr>
-        <w:t>Tha</w:t>
-      </w:r>
-      <w:r>
-        <w:rPr>
-          <w:i/>
-          <w:sz w:val="28"/>
-          <w:szCs w:val="28"/>
-          <w:lang w:val="nl-NL"/>
-        </w:rPr>
-        <w:t>nh tra</w:t>
-      </w:r>
-      <w:r>
-        <w:rPr>
-          <w:i/>
-          <w:sz w:val="28"/>
-          <w:szCs w:val="28"/>
-          <w:lang w:val="nl-NL"/>
-        </w:rPr>
-        <w:t xml:space="preserve"> – </w:t>
-      </w:r>
-      <w:r>
-        <w:rPr>
-          <w:i/>
-          <w:sz w:val="28"/>
-          <w:szCs w:val="28"/>
-          <w:lang w:val="nl-NL"/>
-        </w:rPr>
-        <w:t>Kiểm tra</w:t>
-      </w:r>
-      <w:r>
-        <w:rPr>
-          <w:i/>
-          <w:sz w:val="28"/>
-          <w:szCs w:val="28"/>
-          <w:lang w:val="nl-NL"/>
-        </w:rPr>
-        <w:t xml:space="preserve"> số 4</w:t>
+        <w:t>Kiểm tra số 2</w:t>
       </w:r>
       <w:r>
         <w:rPr>
@@ -1340,15 +1244,15 @@
           <w:szCs w:val="28"/>
           <w:lang w:val="nl-NL"/>
         </w:rPr>
-        <w:t>QĐ-C</w:t>
-      </w:r>
-      <w:r>
-        <w:rPr>
-          <w:sz w:val="28"/>
-          <w:szCs w:val="28"/>
-          <w:lang w:val="nl-NL"/>
-        </w:rPr>
-        <w:t>CTKV.XI</w:t>
+        <w:t>QĐ-</w:t>
+      </w:r>
+      <w:r>
+        <w:rPr>
+          <w:sz w:val="28"/>
+          <w:szCs w:val="28"/>
+          <w:lang w:val="nl-NL"/>
+        </w:rPr>
+        <w:t>QTR</w:t>
       </w:r>
       <w:r>
         <w:rPr>
@@ -1388,7 +1292,7 @@
           <w:szCs w:val="28"/>
           <w:lang w:val="nl-NL"/>
         </w:rPr>
-        <w:t>Chi cục Thuế khu vực XI</w:t>
+        <w:t>Thuế tỉnh Quảng Trị</w:t>
       </w:r>
       <w:r>
         <w:rPr>
@@ -1560,23 +1464,15 @@
           <w:szCs w:val="28"/>
           <w:lang w:val="nl-NL"/>
         </w:rPr>
-        <w:t xml:space="preserve">&lt;ng_giam_sat_cv&gt; </w:t>
-      </w:r>
-      <w:r>
-        <w:rPr>
-          <w:sz w:val="28"/>
-          <w:szCs w:val="28"/>
-          <w:lang w:val="nl-NL"/>
-        </w:rPr>
-        <w:t xml:space="preserve">Thanh tra – </w:t>
-      </w:r>
-      <w:r>
-        <w:rPr>
-          <w:sz w:val="28"/>
-          <w:szCs w:val="28"/>
-          <w:lang w:val="nl-NL"/>
-        </w:rPr>
-        <w:t>Kiểm tra</w:t>
+        <w:t>&lt;ng_giam_sat_cv&gt;</w:t>
+      </w:r>
+      <w:r>
+        <w:rPr>
+          <w:sz w:val="28"/>
+          <w:szCs w:val="28"/>
+          <w:lang w:val="nl-NL"/>
+        </w:rPr>
+        <w:t xml:space="preserve"> Phòng</w:t>
       </w:r>
       <w:r>
         <w:rPr>
@@ -1590,9 +1486,17 @@
         <w:rPr>
           <w:sz w:val="28"/>
           <w:szCs w:val="28"/>
+          <w:lang w:val="nl-NL"/>
+        </w:rPr>
+        <w:t>Kiểm tra số 2</w:t>
+      </w:r>
+      <w:r>
+        <w:rPr>
+          <w:sz w:val="28"/>
+          <w:szCs w:val="28"/>
           <w:lang w:val="sv-SE"/>
         </w:rPr>
-        <w:t>số 4,</w:t>
+        <w:t>,</w:t>
       </w:r>
       <w:r>
         <w:rPr>
@@ -1600,7 +1504,7 @@
           <w:szCs w:val="28"/>
           <w:lang w:val="sv-SE"/>
         </w:rPr>
-        <w:t xml:space="preserve"> C</w:t>
+        <w:t xml:space="preserve"> </w:t>
       </w:r>
       <w:r>
         <w:rPr>
@@ -1608,23 +1512,7 @@
           <w:szCs w:val="28"/>
           <w:lang w:val="sv-SE"/>
         </w:rPr>
-        <w:t>hi c</w:t>
-      </w:r>
-      <w:r>
-        <w:rPr>
-          <w:sz w:val="28"/>
-          <w:szCs w:val="28"/>
-          <w:lang w:val="sv-SE"/>
-        </w:rPr>
-        <w:t xml:space="preserve">ục Thuế </w:t>
-      </w:r>
-      <w:r>
-        <w:rPr>
-          <w:sz w:val="28"/>
-          <w:szCs w:val="28"/>
-          <w:lang w:val="sv-SE"/>
-        </w:rPr>
-        <w:t>khu vực XI</w:t>
+        <w:t>Thuế tỉnh Quảng Trị</w:t>
       </w:r>
       <w:r>
         <w:rPr>
@@ -2196,7 +2084,7 @@
           <w:szCs w:val="22"/>
           <w:lang w:val="nl-NL"/>
         </w:rPr>
-        <w:t xml:space="preserve"> TTKT</w:t>
+        <w:t xml:space="preserve"> KT</w:t>
       </w:r>
       <w:r>
         <w:rPr>
@@ -2204,7 +2092,7 @@
           <w:szCs w:val="22"/>
           <w:lang w:val="nl-NL"/>
         </w:rPr>
-        <w:t>4</w:t>
+        <w:t>2</w:t>
       </w:r>
       <w:r>
         <w:rPr>
